--- a/2303A51658_4.1 Lab_assignment (1).docx
+++ b/2303A51658_4.1 Lab_assignment (1).docx
@@ -76,22 +76,13 @@
         <w:lastRenderedPageBreak/>
         <w:t>Batch</w:t>
       </w:r>
-      <w:proofErr w:type="gramStart"/>
       <w:r>
         <w:rPr>
           <w:b/>
           <w:spacing w:val="-5"/>
         </w:rPr>
-        <w:t>:2</w:t>
-      </w:r>
-      <w:r>
-        <w:rPr>
-          <w:b/>
-          <w:spacing w:val="-5"/>
-        </w:rPr>
-        <w:t>3</w:t>
-      </w:r>
-      <w:proofErr w:type="gramEnd"/>
+        <w:t>:23</w:t>
+      </w:r>
     </w:p>
     <w:p>
       <w:pPr>
